--- a/manual de uso/Manual de uso.docx
+++ b/manual de uso/Manual de uso.docx
@@ -27,7 +27,13 @@
     <w:sdt>
       <w:sdtPr>
         <w:rPr>
-          <w:lang w:val="es-MX"/>
+          <w:rFonts w:asciiTheme="minorHAnsi" w:eastAsiaTheme="minorHAnsi" w:hAnsiTheme="minorHAnsi" w:cstheme="minorBidi"/>
+          <w:color w:val="auto"/>
+          <w:kern w:val="2"/>
+          <w:sz w:val="24"/>
+          <w:szCs w:val="24"/>
+          <w:lang w:val="es-MX" w:eastAsia="en-US"/>
+          <w14:ligatures w14:val="standardContextual"/>
         </w:rPr>
         <w:id w:val="-847021557"/>
         <w:docPartObj>
@@ -37,15 +43,8 @@
       </w:sdtPr>
       <w:sdtEndPr>
         <w:rPr>
-          <w:rFonts w:asciiTheme="minorHAnsi" w:eastAsiaTheme="minorHAnsi" w:hAnsiTheme="minorHAnsi" w:cstheme="minorBidi"/>
-          <w:b/>
-          <w:bCs/>
-          <w:color w:val="auto"/>
-          <w:kern w:val="2"/>
-          <w:sz w:val="24"/>
-          <w:szCs w:val="24"/>
-          <w:lang w:eastAsia="en-US"/>
-          <w14:ligatures w14:val="standardContextual"/>
+          <w:b/>
+          <w:bCs/>
         </w:rPr>
       </w:sdtEndPr>
       <w:sdtContent>
@@ -89,7 +88,7 @@
           <w:r>
             <w:fldChar w:fldCharType="separate"/>
           </w:r>
-          <w:hyperlink w:anchor="_Toc243048239" w:history="1">
+          <w:hyperlink w:anchor="_Toc243292428" w:history="1">
             <w:r>
               <w:rPr>
                 <w:rStyle w:val="Hipervnculo"/>
@@ -118,7 +117,7 @@
                 <w:noProof/>
                 <w:webHidden/>
               </w:rPr>
-              <w:instrText xml:space="preserve"> PAGEREF _Toc243048239 \h </w:instrText>
+              <w:instrText xml:space="preserve"> PAGEREF _Toc243292428 \h </w:instrText>
             </w:r>
             <w:r>
               <w:rPr>
@@ -161,7 +160,7 @@
               <w:lang w:eastAsia="es-CL"/>
             </w:rPr>
           </w:pPr>
-          <w:hyperlink w:anchor="_Toc243048240" w:history="1">
+          <w:hyperlink w:anchor="_Toc243292429" w:history="1">
             <w:r>
               <w:rPr>
                 <w:rStyle w:val="Hipervnculo"/>
@@ -190,7 +189,7 @@
                 <w:noProof/>
                 <w:webHidden/>
               </w:rPr>
-              <w:instrText xml:space="preserve"> PAGEREF _Toc243048240 \h </w:instrText>
+              <w:instrText xml:space="preserve"> PAGEREF _Toc243292429 \h </w:instrText>
             </w:r>
             <w:r>
               <w:rPr>
@@ -233,7 +232,7 @@
               <w:lang w:eastAsia="es-CL"/>
             </w:rPr>
           </w:pPr>
-          <w:hyperlink w:anchor="_Toc243048241" w:history="1">
+          <w:hyperlink w:anchor="_Toc243292430" w:history="1">
             <w:r>
               <w:rPr>
                 <w:rStyle w:val="Hipervnculo"/>
@@ -262,7 +261,7 @@
                 <w:noProof/>
                 <w:webHidden/>
               </w:rPr>
-              <w:instrText xml:space="preserve"> PAGEREF _Toc243048241 \h </w:instrText>
+              <w:instrText xml:space="preserve"> PAGEREF _Toc243292430 \h </w:instrText>
             </w:r>
             <w:r>
               <w:rPr>
@@ -305,7 +304,7 @@
               <w:lang w:eastAsia="es-CL"/>
             </w:rPr>
           </w:pPr>
-          <w:hyperlink w:anchor="_Toc243048242" w:history="1">
+          <w:hyperlink w:anchor="_Toc243292431" w:history="1">
             <w:r>
               <w:rPr>
                 <w:rStyle w:val="Hipervnculo"/>
@@ -334,7 +333,7 @@
                 <w:noProof/>
                 <w:webHidden/>
               </w:rPr>
-              <w:instrText xml:space="preserve"> PAGEREF _Toc243048242 \h </w:instrText>
+              <w:instrText xml:space="preserve"> PAGEREF _Toc243292431 \h </w:instrText>
             </w:r>
             <w:r>
               <w:rPr>
@@ -377,7 +376,7 @@
               <w:lang w:eastAsia="es-CL"/>
             </w:rPr>
           </w:pPr>
-          <w:hyperlink w:anchor="_Toc243048243" w:history="1">
+          <w:hyperlink w:anchor="_Toc243292432" w:history="1">
             <w:r>
               <w:rPr>
                 <w:rStyle w:val="Hipervnculo"/>
@@ -406,7 +405,7 @@
                 <w:noProof/>
                 <w:webHidden/>
               </w:rPr>
-              <w:instrText xml:space="preserve"> PAGEREF _Toc243048243 \h </w:instrText>
+              <w:instrText xml:space="preserve"> PAGEREF _Toc243292432 \h </w:instrText>
             </w:r>
             <w:r>
               <w:rPr>
@@ -449,7 +448,7 @@
               <w:lang w:eastAsia="es-CL"/>
             </w:rPr>
           </w:pPr>
-          <w:hyperlink w:anchor="_Toc243048244" w:history="1">
+          <w:hyperlink w:anchor="_Toc243292433" w:history="1">
             <w:r>
               <w:rPr>
                 <w:rStyle w:val="Hipervnculo"/>
@@ -478,7 +477,7 @@
                 <w:noProof/>
                 <w:webHidden/>
               </w:rPr>
-              <w:instrText xml:space="preserve"> PAGEREF _Toc243048244 \h </w:instrText>
+              <w:instrText xml:space="preserve"> PAGEREF _Toc243292433 \h </w:instrText>
             </w:r>
             <w:r>
               <w:rPr>
@@ -521,7 +520,7 @@
               <w:lang w:eastAsia="es-CL"/>
             </w:rPr>
           </w:pPr>
-          <w:hyperlink w:anchor="_Toc243048245" w:history="1">
+          <w:hyperlink w:anchor="_Toc243292434" w:history="1">
             <w:r>
               <w:rPr>
                 <w:rStyle w:val="Hipervnculo"/>
@@ -550,7 +549,7 @@
                 <w:noProof/>
                 <w:webHidden/>
               </w:rPr>
-              <w:instrText xml:space="preserve"> PAGEREF _Toc243048245 \h </w:instrText>
+              <w:instrText xml:space="preserve"> PAGEREF _Toc243292434 \h </w:instrText>
             </w:r>
             <w:r>
               <w:rPr>
@@ -593,7 +592,7 @@
               <w:lang w:eastAsia="es-CL"/>
             </w:rPr>
           </w:pPr>
-          <w:hyperlink w:anchor="_Toc243048246" w:history="1">
+          <w:hyperlink w:anchor="_Toc243292435" w:history="1">
             <w:r>
               <w:rPr>
                 <w:rStyle w:val="Hipervnculo"/>
@@ -622,7 +621,7 @@
                 <w:noProof/>
                 <w:webHidden/>
               </w:rPr>
-              <w:instrText xml:space="preserve"> PAGEREF _Toc243048246 \h </w:instrText>
+              <w:instrText xml:space="preserve"> PAGEREF _Toc243292435 \h </w:instrText>
             </w:r>
             <w:r>
               <w:rPr>
@@ -665,7 +664,7 @@
               <w:lang w:eastAsia="es-CL"/>
             </w:rPr>
           </w:pPr>
-          <w:hyperlink w:anchor="_Toc243048247" w:history="1">
+          <w:hyperlink w:anchor="_Toc243292436" w:history="1">
             <w:r>
               <w:rPr>
                 <w:rStyle w:val="Hipervnculo"/>
@@ -694,7 +693,7 @@
                 <w:noProof/>
                 <w:webHidden/>
               </w:rPr>
-              <w:instrText xml:space="preserve"> PAGEREF _Toc243048247 \h </w:instrText>
+              <w:instrText xml:space="preserve"> PAGEREF _Toc243292436 \h </w:instrText>
             </w:r>
             <w:r>
               <w:rPr>
@@ -737,7 +736,7 @@
               <w:lang w:eastAsia="es-CL"/>
             </w:rPr>
           </w:pPr>
-          <w:hyperlink w:anchor="_Toc243048248" w:history="1">
+          <w:hyperlink w:anchor="_Toc243292437" w:history="1">
             <w:r>
               <w:rPr>
                 <w:rStyle w:val="Hipervnculo"/>
@@ -766,7 +765,7 @@
                 <w:noProof/>
                 <w:webHidden/>
               </w:rPr>
-              <w:instrText xml:space="preserve"> PAGEREF _Toc243048248 \h </w:instrText>
+              <w:instrText xml:space="preserve"> PAGEREF _Toc243292437 \h </w:instrText>
             </w:r>
             <w:r>
               <w:rPr>
@@ -809,7 +808,7 @@
               <w:lang w:eastAsia="es-CL"/>
             </w:rPr>
           </w:pPr>
-          <w:hyperlink w:anchor="_Toc243048249" w:history="1">
+          <w:hyperlink w:anchor="_Toc243292438" w:history="1">
             <w:r>
               <w:rPr>
                 <w:rStyle w:val="Hipervnculo"/>
@@ -838,7 +837,7 @@
                 <w:noProof/>
                 <w:webHidden/>
               </w:rPr>
-              <w:instrText xml:space="preserve"> PAGEREF _Toc243048249 \h </w:instrText>
+              <w:instrText xml:space="preserve"> PAGEREF _Toc243292438 \h </w:instrText>
             </w:r>
             <w:r>
               <w:rPr>
@@ -881,7 +880,7 @@
               <w:lang w:eastAsia="es-CL"/>
             </w:rPr>
           </w:pPr>
-          <w:hyperlink w:anchor="_Toc243048250" w:history="1">
+          <w:hyperlink w:anchor="_Toc243292439" w:history="1">
             <w:r>
               <w:rPr>
                 <w:rStyle w:val="Hipervnculo"/>
@@ -910,7 +909,7 @@
                 <w:noProof/>
                 <w:webHidden/>
               </w:rPr>
-              <w:instrText xml:space="preserve"> PAGEREF _Toc243048250 \h </w:instrText>
+              <w:instrText xml:space="preserve"> PAGEREF _Toc243292439 \h </w:instrText>
             </w:r>
             <w:r>
               <w:rPr>
@@ -953,7 +952,7 @@
               <w:lang w:eastAsia="es-CL"/>
             </w:rPr>
           </w:pPr>
-          <w:hyperlink w:anchor="_Toc243048251" w:history="1">
+          <w:hyperlink w:anchor="_Toc243292440" w:history="1">
             <w:r>
               <w:rPr>
                 <w:rStyle w:val="Hipervnculo"/>
@@ -982,7 +981,7 @@
                 <w:noProof/>
                 <w:webHidden/>
               </w:rPr>
-              <w:instrText xml:space="preserve"> PAGEREF _Toc243048251 \h </w:instrText>
+              <w:instrText xml:space="preserve"> PAGEREF _Toc243292440 \h </w:instrText>
             </w:r>
             <w:r>
               <w:rPr>
@@ -1025,7 +1024,7 @@
               <w:lang w:eastAsia="es-CL"/>
             </w:rPr>
           </w:pPr>
-          <w:hyperlink w:anchor="_Toc243048252" w:history="1">
+          <w:hyperlink w:anchor="_Toc243292441" w:history="1">
             <w:r>
               <w:rPr>
                 <w:rStyle w:val="Hipervnculo"/>
@@ -1054,7 +1053,79 @@
                 <w:noProof/>
                 <w:webHidden/>
               </w:rPr>
-              <w:instrText xml:space="preserve"> PAGEREF _Toc243048252 \h </w:instrText>
+              <w:instrText xml:space="preserve"> PAGEREF _Toc243292441 \h </w:instrText>
+            </w:r>
+            <w:r>
+              <w:rPr>
+                <w:noProof/>
+                <w:webHidden/>
+              </w:rPr>
+            </w:r>
+            <w:r>
+              <w:rPr>
+                <w:noProof/>
+                <w:webHidden/>
+              </w:rPr>
+              <w:fldChar w:fldCharType="separate"/>
+            </w:r>
+            <w:r>
+              <w:rPr>
+                <w:noProof/>
+                <w:webHidden/>
+              </w:rPr>
+              <w:t>7</w:t>
+            </w:r>
+            <w:r>
+              <w:rPr>
+                <w:noProof/>
+                <w:webHidden/>
+              </w:rPr>
+              <w:fldChar w:fldCharType="end"/>
+            </w:r>
+          </w:hyperlink>
+        </w:p>
+        <w:p>
+          <w:pPr>
+            <w:pStyle w:val="TDC3"/>
+            <w:tabs>
+              <w:tab w:val="right" w:leader="dot" w:pos="8828"/>
+            </w:tabs>
+            <w:rPr>
+              <w:rFonts w:eastAsiaTheme="minorEastAsia"/>
+              <w:noProof/>
+              <w:lang w:eastAsia="es-CL"/>
+            </w:rPr>
+          </w:pPr>
+          <w:hyperlink w:anchor="_Toc243292442" w:history="1">
+            <w:r>
+              <w:rPr>
+                <w:rStyle w:val="Hipervnculo"/>
+                <w:b/>
+                <w:bCs/>
+                <w:noProof/>
+              </w:rPr>
+              <w:t>Cargar fotos</w:t>
+            </w:r>
+            <w:r>
+              <w:rPr>
+                <w:noProof/>
+                <w:webHidden/>
+              </w:rPr>
+              <w:tab/>
+            </w:r>
+            <w:r>
+              <w:rPr>
+                <w:noProof/>
+                <w:webHidden/>
+              </w:rPr>
+              <w:fldChar w:fldCharType="begin"/>
+            </w:r>
+            <w:r>
+              <w:rPr>
+                <w:noProof/>
+                <w:webHidden/>
+              </w:rPr>
+              <w:instrText xml:space="preserve"> PAGEREF _Toc243292442 \h </w:instrText>
             </w:r>
             <w:r>
               <w:rPr>
@@ -1097,7 +1168,7 @@
               <w:lang w:eastAsia="es-CL"/>
             </w:rPr>
           </w:pPr>
-          <w:hyperlink w:anchor="_Toc243048253" w:history="1">
+          <w:hyperlink w:anchor="_Toc243292443" w:history="1">
             <w:r>
               <w:rPr>
                 <w:rStyle w:val="Hipervnculo"/>
@@ -1126,7 +1197,7 @@
                 <w:noProof/>
                 <w:webHidden/>
               </w:rPr>
-              <w:instrText xml:space="preserve"> PAGEREF _Toc243048253 \h </w:instrText>
+              <w:instrText xml:space="preserve"> PAGEREF _Toc243292443 \h </w:instrText>
             </w:r>
             <w:r>
               <w:rPr>
@@ -1169,7 +1240,7 @@
               <w:lang w:eastAsia="es-CL"/>
             </w:rPr>
           </w:pPr>
-          <w:hyperlink w:anchor="_Toc243048254" w:history="1">
+          <w:hyperlink w:anchor="_Toc243292444" w:history="1">
             <w:r>
               <w:rPr>
                 <w:rStyle w:val="Hipervnculo"/>
@@ -1198,7 +1269,7 @@
                 <w:noProof/>
                 <w:webHidden/>
               </w:rPr>
-              <w:instrText xml:space="preserve"> PAGEREF _Toc243048254 \h </w:instrText>
+              <w:instrText xml:space="preserve"> PAGEREF _Toc243292444 \h </w:instrText>
             </w:r>
             <w:r>
               <w:rPr>
@@ -1218,7 +1289,7 @@
                 <w:noProof/>
                 <w:webHidden/>
               </w:rPr>
-              <w:t>7</w:t>
+              <w:t>8</w:t>
             </w:r>
             <w:r>
               <w:rPr>
@@ -1241,7 +1312,7 @@
               <w:lang w:eastAsia="es-CL"/>
             </w:rPr>
           </w:pPr>
-          <w:hyperlink w:anchor="_Toc243048255" w:history="1">
+          <w:hyperlink w:anchor="_Toc243292445" w:history="1">
             <w:r>
               <w:rPr>
                 <w:rStyle w:val="Hipervnculo"/>
@@ -1270,7 +1341,7 @@
                 <w:noProof/>
                 <w:webHidden/>
               </w:rPr>
-              <w:instrText xml:space="preserve"> PAGEREF _Toc243048255 \h </w:instrText>
+              <w:instrText xml:space="preserve"> PAGEREF _Toc243292445 \h </w:instrText>
             </w:r>
             <w:r>
               <w:rPr>
@@ -1290,7 +1361,7 @@
                 <w:noProof/>
                 <w:webHidden/>
               </w:rPr>
-              <w:t>7</w:t>
+              <w:t>8</w:t>
             </w:r>
             <w:r>
               <w:rPr>
@@ -1313,7 +1384,7 @@
               <w:lang w:eastAsia="es-CL"/>
             </w:rPr>
           </w:pPr>
-          <w:hyperlink w:anchor="_Toc243048256" w:history="1">
+          <w:hyperlink w:anchor="_Toc243292446" w:history="1">
             <w:r>
               <w:rPr>
                 <w:rStyle w:val="Hipervnculo"/>
@@ -1342,7 +1413,7 @@
                 <w:noProof/>
                 <w:webHidden/>
               </w:rPr>
-              <w:instrText xml:space="preserve"> PAGEREF _Toc243048256 \h </w:instrText>
+              <w:instrText xml:space="preserve"> PAGEREF _Toc243292446 \h </w:instrText>
             </w:r>
             <w:r>
               <w:rPr>
@@ -1385,7 +1456,7 @@
               <w:lang w:eastAsia="es-CL"/>
             </w:rPr>
           </w:pPr>
-          <w:hyperlink w:anchor="_Toc243048257" w:history="1">
+          <w:hyperlink w:anchor="_Toc243292447" w:history="1">
             <w:r>
               <w:rPr>
                 <w:rStyle w:val="Hipervnculo"/>
@@ -1414,7 +1485,7 @@
                 <w:noProof/>
                 <w:webHidden/>
               </w:rPr>
-              <w:instrText xml:space="preserve"> PAGEREF _Toc243048257 \h </w:instrText>
+              <w:instrText xml:space="preserve"> PAGEREF _Toc243292447 \h </w:instrText>
             </w:r>
             <w:r>
               <w:rPr>
@@ -1457,7 +1528,7 @@
               <w:lang w:eastAsia="es-CL"/>
             </w:rPr>
           </w:pPr>
-          <w:hyperlink w:anchor="_Toc243048258" w:history="1">
+          <w:hyperlink w:anchor="_Toc243292448" w:history="1">
             <w:r>
               <w:rPr>
                 <w:rStyle w:val="Hipervnculo"/>
@@ -1486,7 +1557,7 @@
                 <w:noProof/>
                 <w:webHidden/>
               </w:rPr>
-              <w:instrText xml:space="preserve"> PAGEREF _Toc243048258 \h </w:instrText>
+              <w:instrText xml:space="preserve"> PAGEREF _Toc243292448 \h </w:instrText>
             </w:r>
             <w:r>
               <w:rPr>
@@ -1506,7 +1577,7 @@
                 <w:noProof/>
                 <w:webHidden/>
               </w:rPr>
-              <w:t>8</w:t>
+              <w:t>9</w:t>
             </w:r>
             <w:r>
               <w:rPr>
@@ -1529,7 +1600,7 @@
               <w:lang w:eastAsia="es-CL"/>
             </w:rPr>
           </w:pPr>
-          <w:hyperlink w:anchor="_Toc243048259" w:history="1">
+          <w:hyperlink w:anchor="_Toc243292449" w:history="1">
             <w:r>
               <w:rPr>
                 <w:rStyle w:val="Hipervnculo"/>
@@ -1558,7 +1629,7 @@
                 <w:noProof/>
                 <w:webHidden/>
               </w:rPr>
-              <w:instrText xml:space="preserve"> PAGEREF _Toc243048259 \h </w:instrText>
+              <w:instrText xml:space="preserve"> PAGEREF _Toc243292449 \h </w:instrText>
             </w:r>
             <w:r>
               <w:rPr>
@@ -1578,7 +1649,7 @@
                 <w:noProof/>
                 <w:webHidden/>
               </w:rPr>
-              <w:t>8</w:t>
+              <w:t>9</w:t>
             </w:r>
             <w:r>
               <w:rPr>
@@ -1601,7 +1672,7 @@
               <w:lang w:eastAsia="es-CL"/>
             </w:rPr>
           </w:pPr>
-          <w:hyperlink w:anchor="_Toc243048260" w:history="1">
+          <w:hyperlink w:anchor="_Toc243292450" w:history="1">
             <w:r>
               <w:rPr>
                 <w:rStyle w:val="Hipervnculo"/>
@@ -1630,7 +1701,7 @@
                 <w:noProof/>
                 <w:webHidden/>
               </w:rPr>
-              <w:instrText xml:space="preserve"> PAGEREF _Toc243048260 \h </w:instrText>
+              <w:instrText xml:space="preserve"> PAGEREF _Toc243292450 \h </w:instrText>
             </w:r>
             <w:r>
               <w:rPr>
@@ -1673,7 +1744,7 @@
               <w:lang w:eastAsia="es-CL"/>
             </w:rPr>
           </w:pPr>
-          <w:hyperlink w:anchor="_Toc243048261" w:history="1">
+          <w:hyperlink w:anchor="_Toc243292451" w:history="1">
             <w:r>
               <w:rPr>
                 <w:rStyle w:val="Hipervnculo"/>
@@ -1702,7 +1773,7 @@
                 <w:noProof/>
                 <w:webHidden/>
               </w:rPr>
-              <w:instrText xml:space="preserve"> PAGEREF _Toc243048261 \h </w:instrText>
+              <w:instrText xml:space="preserve"> PAGEREF _Toc243292451 \h </w:instrText>
             </w:r>
             <w:r>
               <w:rPr>
@@ -1745,7 +1816,7 @@
               <w:lang w:eastAsia="es-CL"/>
             </w:rPr>
           </w:pPr>
-          <w:hyperlink w:anchor="_Toc243048262" w:history="1">
+          <w:hyperlink w:anchor="_Toc243292452" w:history="1">
             <w:r>
               <w:rPr>
                 <w:rStyle w:val="Hipervnculo"/>
@@ -1774,7 +1845,7 @@
                 <w:noProof/>
                 <w:webHidden/>
               </w:rPr>
-              <w:instrText xml:space="preserve"> PAGEREF _Toc243048262 \h </w:instrText>
+              <w:instrText xml:space="preserve"> PAGEREF _Toc243292452 \h </w:instrText>
             </w:r>
             <w:r>
               <w:rPr>
@@ -1794,7 +1865,7 @@
                 <w:noProof/>
                 <w:webHidden/>
               </w:rPr>
-              <w:t>9</w:t>
+              <w:t>10</w:t>
             </w:r>
             <w:r>
               <w:rPr>
@@ -1817,7 +1888,7 @@
               <w:lang w:eastAsia="es-CL"/>
             </w:rPr>
           </w:pPr>
-          <w:hyperlink w:anchor="_Toc243048263" w:history="1">
+          <w:hyperlink w:anchor="_Toc243292453" w:history="1">
             <w:r>
               <w:rPr>
                 <w:rStyle w:val="Hipervnculo"/>
@@ -1846,7 +1917,7 @@
                 <w:noProof/>
                 <w:webHidden/>
               </w:rPr>
-              <w:instrText xml:space="preserve"> PAGEREF _Toc243048263 \h </w:instrText>
+              <w:instrText xml:space="preserve"> PAGEREF _Toc243292453 \h </w:instrText>
             </w:r>
             <w:r>
               <w:rPr>
@@ -1889,7 +1960,7 @@
               <w:lang w:eastAsia="es-CL"/>
             </w:rPr>
           </w:pPr>
-          <w:hyperlink w:anchor="_Toc243048264" w:history="1">
+          <w:hyperlink w:anchor="_Toc243292454" w:history="1">
             <w:r>
               <w:rPr>
                 <w:rStyle w:val="Hipervnculo"/>
@@ -1918,7 +1989,7 @@
                 <w:noProof/>
                 <w:webHidden/>
               </w:rPr>
-              <w:instrText xml:space="preserve"> PAGEREF _Toc243048264 \h </w:instrText>
+              <w:instrText xml:space="preserve"> PAGEREF _Toc243292454 \h </w:instrText>
             </w:r>
             <w:r>
               <w:rPr>
@@ -1961,7 +2032,7 @@
               <w:lang w:eastAsia="es-CL"/>
             </w:rPr>
           </w:pPr>
-          <w:hyperlink w:anchor="_Toc243048265" w:history="1">
+          <w:hyperlink w:anchor="_Toc243292455" w:history="1">
             <w:r>
               <w:rPr>
                 <w:rStyle w:val="Hipervnculo"/>
@@ -1990,7 +2061,7 @@
                 <w:noProof/>
                 <w:webHidden/>
               </w:rPr>
-              <w:instrText xml:space="preserve"> PAGEREF _Toc243048265 \h </w:instrText>
+              <w:instrText xml:space="preserve"> PAGEREF _Toc243292455 \h </w:instrText>
             </w:r>
             <w:r>
               <w:rPr>
@@ -2010,7 +2081,7 @@
                 <w:noProof/>
                 <w:webHidden/>
               </w:rPr>
-              <w:t>10</w:t>
+              <w:t>11</w:t>
             </w:r>
             <w:r>
               <w:rPr>
@@ -2043,7 +2114,7 @@
           <w:color w:val="auto"/>
         </w:rPr>
       </w:pPr>
-      <w:bookmarkStart w:id="0" w:name="_Toc243048239"/>
+      <w:bookmarkStart w:id="0" w:name="_Toc243292428"/>
       <w:r>
         <w:rPr>
           <w:b/>
@@ -2076,7 +2147,7 @@
           <w:color w:val="auto"/>
         </w:rPr>
       </w:pPr>
-      <w:bookmarkStart w:id="1" w:name="_Toc243048240"/>
+      <w:bookmarkStart w:id="1" w:name="_Toc243292429"/>
       <w:r>
         <w:rPr>
           <w:b/>
@@ -2154,7 +2225,7 @@
           <w:color w:val="auto"/>
         </w:rPr>
       </w:pPr>
-      <w:bookmarkStart w:id="2" w:name="_Toc243048241"/>
+      <w:bookmarkStart w:id="2" w:name="_Toc243292430"/>
       <w:r>
         <w:rPr>
           <w:b/>
@@ -2168,6 +2239,9 @@
     </w:p>
     <w:p>
       <w:r>
+        <w:rPr>
+          <w:noProof/>
+        </w:rPr>
         <w:drawing>
           <wp:inline distT="0" distB="0" distL="0" distR="0" wp14:anchorId="5717E5D4" wp14:editId="4B43BC1A">
             <wp:extent cx="5612130" cy="1241425"/>
@@ -2249,6 +2323,9 @@
     </w:p>
     <w:p>
       <w:r>
+        <w:rPr>
+          <w:noProof/>
+        </w:rPr>
         <w:drawing>
           <wp:inline distT="0" distB="0" distL="0" distR="0" wp14:anchorId="6E030DF2" wp14:editId="36EFEACE">
             <wp:extent cx="5855970" cy="304800"/>
@@ -2404,6 +2481,9 @@
     </w:p>
     <w:p>
       <w:r>
+        <w:rPr>
+          <w:noProof/>
+        </w:rPr>
         <w:lastRenderedPageBreak/>
         <w:drawing>
           <wp:inline distT="0" distB="0" distL="0" distR="0" wp14:anchorId="4B3E6BD6" wp14:editId="7B8C80F2">
@@ -2524,6 +2604,9 @@
         <w:jc w:val="center"/>
       </w:pPr>
       <w:r>
+        <w:rPr>
+          <w:noProof/>
+        </w:rPr>
         <w:drawing>
           <wp:inline distT="0" distB="0" distL="0" distR="0" wp14:anchorId="46EC5FEB" wp14:editId="752899AD">
             <wp:extent cx="3810330" cy="548688"/>
@@ -2589,7 +2672,7 @@
           <w:color w:val="auto"/>
         </w:rPr>
       </w:pPr>
-      <w:bookmarkStart w:id="3" w:name="_Toc243048242"/>
+      <w:bookmarkStart w:id="3" w:name="_Toc243292431"/>
       <w:r>
         <w:rPr>
           <w:b/>
@@ -2602,6 +2685,9 @@
     </w:p>
     <w:p>
       <w:r>
+        <w:rPr>
+          <w:noProof/>
+        </w:rPr>
         <w:drawing>
           <wp:inline distT="0" distB="0" distL="0" distR="0" wp14:anchorId="51DD631F" wp14:editId="076F2B72">
             <wp:extent cx="5612130" cy="2163445"/>
@@ -2685,7 +2771,7 @@
           <w:color w:val="auto"/>
         </w:rPr>
       </w:pPr>
-      <w:bookmarkStart w:id="4" w:name="_Toc243048243"/>
+      <w:bookmarkStart w:id="4" w:name="_Toc243292432"/>
       <w:proofErr w:type="spellStart"/>
       <w:r>
         <w:rPr>
@@ -2703,6 +2789,9 @@
         <w:jc w:val="center"/>
       </w:pPr>
       <w:r>
+        <w:rPr>
+          <w:noProof/>
+        </w:rPr>
         <w:drawing>
           <wp:inline distT="0" distB="0" distL="0" distR="0" wp14:anchorId="1CD79081" wp14:editId="2AF2CD70">
             <wp:extent cx="5612130" cy="986790"/>
@@ -2762,7 +2851,7 @@
           <w:color w:val="auto"/>
         </w:rPr>
       </w:pPr>
-      <w:bookmarkStart w:id="5" w:name="_Toc243048244"/>
+      <w:bookmarkStart w:id="5" w:name="_Toc243292433"/>
       <w:r>
         <w:rPr>
           <w:b/>
@@ -2775,6 +2864,9 @@
     </w:p>
     <w:p>
       <w:r>
+        <w:rPr>
+          <w:noProof/>
+        </w:rPr>
         <w:drawing>
           <wp:inline distT="0" distB="0" distL="0" distR="0" wp14:anchorId="2C84A277" wp14:editId="6BB14B6C">
             <wp:extent cx="5612130" cy="2296160"/>
@@ -2842,7 +2934,7 @@
           <w:color w:val="auto"/>
         </w:rPr>
       </w:pPr>
-      <w:bookmarkStart w:id="6" w:name="_Toc243048245"/>
+      <w:bookmarkStart w:id="6" w:name="_Toc243292434"/>
       <w:r>
         <w:rPr>
           <w:b/>
@@ -2867,7 +2959,7 @@
           <w:color w:val="auto"/>
         </w:rPr>
       </w:pPr>
-      <w:bookmarkStart w:id="7" w:name="_Toc243048246"/>
+      <w:bookmarkStart w:id="7" w:name="_Toc243292435"/>
       <w:r>
         <w:rPr>
           <w:b/>
@@ -2892,7 +2984,7 @@
           <w:color w:val="auto"/>
         </w:rPr>
       </w:pPr>
-      <w:bookmarkStart w:id="8" w:name="_Toc243048247"/>
+      <w:bookmarkStart w:id="8" w:name="_Toc243292436"/>
       <w:r>
         <w:rPr>
           <w:b/>
@@ -2925,7 +3017,7 @@
           <w:color w:val="auto"/>
         </w:rPr>
       </w:pPr>
-      <w:bookmarkStart w:id="9" w:name="_Toc243048248"/>
+      <w:bookmarkStart w:id="9" w:name="_Toc243292437"/>
       <w:r>
         <w:rPr>
           <w:b/>
@@ -2950,7 +3042,7 @@
           <w:color w:val="auto"/>
         </w:rPr>
       </w:pPr>
-      <w:bookmarkStart w:id="10" w:name="_Toc243048249"/>
+      <w:bookmarkStart w:id="10" w:name="_Toc243292438"/>
       <w:r>
         <w:rPr>
           <w:b/>
@@ -2975,7 +3067,7 @@
           <w:color w:val="auto"/>
         </w:rPr>
       </w:pPr>
-      <w:bookmarkStart w:id="11" w:name="_Toc243048250"/>
+      <w:bookmarkStart w:id="11" w:name="_Toc243292439"/>
       <w:r>
         <w:rPr>
           <w:b/>
@@ -3000,7 +3092,7 @@
           <w:color w:val="auto"/>
         </w:rPr>
       </w:pPr>
-      <w:bookmarkStart w:id="12" w:name="_Toc243048251"/>
+      <w:bookmarkStart w:id="12" w:name="_Toc243292440"/>
       <w:r>
         <w:rPr>
           <w:b/>
@@ -3013,19 +3105,89 @@
     </w:p>
     <w:p>
       <w:r>
-        <w:t xml:space="preserve">Carga imágenes .png de los códigos QR de los materiales, se debe seleccionar una carpeta con archivos y solo subirá aquellos que tengan un peso menor a 100KB y </w:t>
+        <w:t xml:space="preserve">Carga imágenes .png </w:t>
+      </w:r>
+      <w:r>
+        <w:t>o .</w:t>
+      </w:r>
+      <w:proofErr w:type="spellStart"/>
+      <w:r>
+        <w:t>jpg</w:t>
+      </w:r>
+      <w:proofErr w:type="spellEnd"/>
+      <w:r>
+        <w:t xml:space="preserve"> </w:t>
+      </w:r>
+      <w:r>
+        <w:t>de los códigos QR de los materiales, se debe seleccionar una carpeta con archivos y solo subirá aquellos que tengan un peso menor a 100KB y tengan este formato de nombre “</w:t>
+      </w:r>
+      <w:proofErr w:type="spellStart"/>
+      <w:r>
+        <w:t>qr_codigo</w:t>
+      </w:r>
+      <w:proofErr w:type="spellEnd"/>
+      <w:r>
+        <w:t xml:space="preserve"> de material”</w:t>
+      </w:r>
+      <w:r>
+        <w:t xml:space="preserve"> con alguna de las </w:t>
       </w:r>
       <w:r>
         <w:lastRenderedPageBreak/>
-        <w:t>tengan este formato de nombre “</w:t>
+        <w:t>extensiones indicadas</w:t>
+      </w:r>
+      <w:r>
+        <w:t>, rescatando de ese nombre el código del material al que le pertenece esa imagen.</w:t>
+      </w:r>
+    </w:p>
+    <w:p>
+      <w:r>
+        <w:t>La carga puede llegar a demorar 2 horas por la cantidad de datos.</w:t>
+      </w:r>
+    </w:p>
+    <w:p>
+      <w:pPr>
+        <w:pStyle w:val="Ttulo3"/>
+        <w:rPr>
+          <w:b/>
+          <w:bCs/>
+          <w:color w:val="auto"/>
+        </w:rPr>
+      </w:pPr>
+      <w:bookmarkStart w:id="13" w:name="_Toc243292441"/>
+      <w:r>
+        <w:rPr>
+          <w:b/>
+          <w:bCs/>
+          <w:color w:val="auto"/>
+        </w:rPr>
+        <w:t>Cargar rombo</w:t>
+      </w:r>
+      <w:bookmarkEnd w:id="13"/>
+    </w:p>
+    <w:p>
+      <w:r>
+        <w:t>Carga imágenes .png de los rombos de los materiales, se debe seleccionar una carpeta con archivos y solo subirá aquellos que tengan un peso menor a 100KB y tengan este formato de nombre “</w:t>
       </w:r>
       <w:proofErr w:type="spellStart"/>
       <w:r>
-        <w:t>qr_codigo</w:t>
+        <w:t>rombo</w:t>
+      </w:r>
+      <w:r>
+        <w:t>_codigo</w:t>
       </w:r>
       <w:proofErr w:type="spellEnd"/>
       <w:r>
-        <w:t xml:space="preserve"> de material.png”, rescatando de ese nombre el código del material al que le pertenece esa imagen.</w:t>
+        <w:t xml:space="preserve"> de material”, </w:t>
+      </w:r>
+      <w:r>
+        <w:t xml:space="preserve">con algunas de las extensiones </w:t>
+      </w:r>
+      <w:r>
+        <w:t>indicadas, rescatando</w:t>
+      </w:r>
+      <w:r>
+        <w:t xml:space="preserve"> de ese nombre el código del material al que le pertenece esa imagen.</w:t>
       </w:r>
     </w:p>
     <w:p>
@@ -3042,37 +3204,37 @@
           <w:color w:val="auto"/>
         </w:rPr>
       </w:pPr>
-      <w:bookmarkStart w:id="13" w:name="_Toc243048252"/>
-      <w:r>
-        <w:rPr>
-          <w:b/>
-          <w:bCs/>
-          <w:color w:val="auto"/>
-        </w:rPr>
-        <w:t>Cargar rombo</w:t>
-      </w:r>
-      <w:bookmarkEnd w:id="13"/>
-    </w:p>
-    <w:p>
-      <w:r>
-        <w:t xml:space="preserve">Carga imágenes .png de los </w:t>
-      </w:r>
-      <w:r>
-        <w:t>rombos</w:t>
-      </w:r>
-      <w:r>
-        <w:t xml:space="preserve"> de los materiales, se debe seleccionar una carpeta con archivos y solo subirá aquellos que tengan un peso menor a 100KB y tengan este formato de nombre “</w:t>
+      <w:bookmarkStart w:id="14" w:name="_Toc243292442"/>
+      <w:r>
+        <w:rPr>
+          <w:b/>
+          <w:bCs/>
+          <w:color w:val="auto"/>
+        </w:rPr>
+        <w:t>Cargar fotos</w:t>
+      </w:r>
+      <w:bookmarkEnd w:id="14"/>
+    </w:p>
+    <w:p>
+      <w:r>
+        <w:t>Carga imágenes .png de los rombos de los materiales, se debe seleccionar una carpeta con archivos y solo subirá aquellos que tengan un peso menor a 100KB y tengan este formato de nombre “</w:t>
       </w:r>
       <w:proofErr w:type="spellStart"/>
       <w:r>
-        <w:t>rombo</w:t>
+        <w:t>foto</w:t>
       </w:r>
       <w:r>
         <w:t>_codigo</w:t>
       </w:r>
       <w:proofErr w:type="spellEnd"/>
       <w:r>
-        <w:t xml:space="preserve"> de material.png”, rescatando de ese nombre el código del material al que le pertenece esa imagen.</w:t>
+        <w:t xml:space="preserve"> de material”, con algunas de las extensiones </w:t>
+      </w:r>
+      <w:r>
+        <w:t>indicadas, rescatando</w:t>
+      </w:r>
+      <w:r>
+        <w:t xml:space="preserve"> de ese nombre el código del material al que le pertenece esa imagen.</w:t>
       </w:r>
     </w:p>
     <w:p>
@@ -3089,7 +3251,7 @@
           <w:color w:val="auto"/>
         </w:rPr>
       </w:pPr>
-      <w:bookmarkStart w:id="14" w:name="_Toc243048253"/>
+      <w:bookmarkStart w:id="15" w:name="_Toc243292443"/>
       <w:r>
         <w:rPr>
           <w:b/>
@@ -3106,10 +3268,13 @@
         </w:rPr>
         <w:t xml:space="preserve"> de camiones</w:t>
       </w:r>
-      <w:bookmarkEnd w:id="14"/>
-    </w:p>
-    <w:p>
-      <w:r>
+      <w:bookmarkEnd w:id="15"/>
+    </w:p>
+    <w:p>
+      <w:r>
+        <w:rPr>
+          <w:noProof/>
+        </w:rPr>
         <w:drawing>
           <wp:inline distT="0" distB="0" distL="0" distR="0" wp14:anchorId="61CD2255" wp14:editId="4D61A154">
             <wp:extent cx="5612130" cy="1151255"/>
@@ -3151,15 +3316,14 @@
       <w:r>
         <w:t xml:space="preserve">Se puede generar y buscar planillas de bitácora para los camiones, permite subir una firma </w:t>
       </w:r>
-      <w:proofErr w:type="gramStart"/>
-      <w:r>
-        <w:t>digital</w:t>
-      </w:r>
-      <w:proofErr w:type="gramEnd"/>
+      <w:r>
+        <w:t>digital,</w:t>
+      </w:r>
       <w:r>
         <w:t xml:space="preserve"> pero se debe corroborar la autenticidad y siempre quedara guardados los cambios a este dato.</w:t>
       </w:r>
     </w:p>
+    <w:p/>
     <w:p>
       <w:pPr>
         <w:pStyle w:val="Ttulo2"/>
@@ -3169,19 +3333,23 @@
           <w:color w:val="auto"/>
         </w:rPr>
       </w:pPr>
-      <w:bookmarkStart w:id="15" w:name="_Toc243048254"/>
-      <w:r>
-        <w:rPr>
-          <w:b/>
-          <w:bCs/>
-          <w:color w:val="auto"/>
-        </w:rPr>
+      <w:bookmarkStart w:id="16" w:name="_Toc243292444"/>
+      <w:r>
+        <w:rPr>
+          <w:b/>
+          <w:bCs/>
+          <w:color w:val="auto"/>
+        </w:rPr>
+        <w:lastRenderedPageBreak/>
         <w:t>Stock de bodega</w:t>
       </w:r>
-      <w:bookmarkEnd w:id="15"/>
-    </w:p>
-    <w:p>
-      <w:r>
+      <w:bookmarkEnd w:id="16"/>
+    </w:p>
+    <w:p>
+      <w:r>
+        <w:rPr>
+          <w:noProof/>
+        </w:rPr>
         <w:drawing>
           <wp:inline distT="0" distB="0" distL="0" distR="0" wp14:anchorId="57B31B3C" wp14:editId="0601C36B">
             <wp:extent cx="5612130" cy="828040"/>
@@ -3233,7 +3401,7 @@
           <w:color w:val="auto"/>
         </w:rPr>
       </w:pPr>
-      <w:bookmarkStart w:id="16" w:name="_Toc243048255"/>
+      <w:bookmarkStart w:id="17" w:name="_Toc243292445"/>
       <w:r>
         <w:rPr>
           <w:b/>
@@ -3242,10 +3410,13 @@
         </w:rPr>
         <w:t>Stock regional</w:t>
       </w:r>
-      <w:bookmarkEnd w:id="16"/>
-    </w:p>
-    <w:p>
-      <w:r>
+      <w:bookmarkEnd w:id="17"/>
+    </w:p>
+    <w:p>
+      <w:r>
+        <w:rPr>
+          <w:noProof/>
+        </w:rPr>
         <w:drawing>
           <wp:inline distT="0" distB="0" distL="0" distR="0" wp14:anchorId="74E8A053" wp14:editId="19F0DB90">
             <wp:extent cx="5612130" cy="718185"/>
@@ -3297,20 +3468,22 @@
           <w:color w:val="auto"/>
         </w:rPr>
       </w:pPr>
-      <w:bookmarkStart w:id="17" w:name="_Toc243048256"/>
-      <w:r>
-        <w:rPr>
-          <w:b/>
-          <w:bCs/>
-          <w:color w:val="auto"/>
-        </w:rPr>
-        <w:lastRenderedPageBreak/>
+      <w:bookmarkStart w:id="18" w:name="_Toc243292446"/>
+      <w:r>
+        <w:rPr>
+          <w:b/>
+          <w:bCs/>
+          <w:color w:val="auto"/>
+        </w:rPr>
         <w:t>Planilla de inventario</w:t>
       </w:r>
-      <w:bookmarkEnd w:id="17"/>
-    </w:p>
-    <w:p>
-      <w:r>
+      <w:bookmarkEnd w:id="18"/>
+    </w:p>
+    <w:p>
+      <w:r>
+        <w:rPr>
+          <w:noProof/>
+        </w:rPr>
         <w:drawing>
           <wp:inline distT="0" distB="0" distL="0" distR="0" wp14:anchorId="4D6623BA" wp14:editId="5FBE8FFF">
             <wp:extent cx="5612130" cy="960755"/>
@@ -3362,7 +3535,7 @@
           <w:color w:val="auto"/>
         </w:rPr>
       </w:pPr>
-      <w:bookmarkStart w:id="18" w:name="_Toc243048257"/>
+      <w:bookmarkStart w:id="19" w:name="_Toc243292447"/>
       <w:r>
         <w:rPr>
           <w:b/>
@@ -3371,10 +3544,13 @@
         </w:rPr>
         <w:t>Inventario por bodega</w:t>
       </w:r>
-      <w:bookmarkEnd w:id="18"/>
-    </w:p>
-    <w:p>
-      <w:r>
+      <w:bookmarkEnd w:id="19"/>
+    </w:p>
+    <w:p>
+      <w:r>
+        <w:rPr>
+          <w:noProof/>
+        </w:rPr>
         <w:drawing>
           <wp:inline distT="0" distB="0" distL="0" distR="0" wp14:anchorId="0C771063" wp14:editId="1374CBB2">
             <wp:extent cx="5612130" cy="803275"/>
@@ -3414,10 +3590,7 @@
     </w:p>
     <w:p>
       <w:r>
-        <w:t>Se generan planillas descargables para realizar inventario físico en la bodega M501, mostrando planillas por separado para cada bodega</w:t>
-      </w:r>
-      <w:r>
-        <w:t>, permite traspasar datos de las columnas de stock reales o de inventario para que se auto rellene la planilla.</w:t>
+        <w:t>Se generan planillas descargables para realizar inventario físico en la bodega M501, mostrando planillas por separado para cada bodega, permite traspasar datos de las columnas de stock reales o de inventario para que se auto rellene la planilla.</w:t>
       </w:r>
     </w:p>
     <w:p>
@@ -3429,19 +3602,23 @@
           <w:color w:val="auto"/>
         </w:rPr>
       </w:pPr>
-      <w:bookmarkStart w:id="19" w:name="_Toc243048258"/>
-      <w:r>
-        <w:rPr>
-          <w:b/>
-          <w:bCs/>
-          <w:color w:val="auto"/>
-        </w:rPr>
+      <w:bookmarkStart w:id="20" w:name="_Toc243292448"/>
+      <w:r>
+        <w:rPr>
+          <w:b/>
+          <w:bCs/>
+          <w:color w:val="auto"/>
+        </w:rPr>
+        <w:lastRenderedPageBreak/>
         <w:t>Stock detallado</w:t>
       </w:r>
-      <w:bookmarkEnd w:id="19"/>
-    </w:p>
-    <w:p>
-      <w:r>
+      <w:bookmarkEnd w:id="20"/>
+    </w:p>
+    <w:p>
+      <w:r>
+        <w:rPr>
+          <w:noProof/>
+        </w:rPr>
         <w:drawing>
           <wp:inline distT="0" distB="0" distL="0" distR="0" wp14:anchorId="3BD1AD78" wp14:editId="33285FC8">
             <wp:extent cx="5612130" cy="1248410"/>
@@ -3493,7 +3670,7 @@
           <w:color w:val="auto"/>
         </w:rPr>
       </w:pPr>
-      <w:bookmarkStart w:id="20" w:name="_Toc243048259"/>
+      <w:bookmarkStart w:id="21" w:name="_Toc243292449"/>
       <w:r>
         <w:rPr>
           <w:b/>
@@ -3502,10 +3679,13 @@
         </w:rPr>
         <w:t>Revisar stock de reserva</w:t>
       </w:r>
-      <w:bookmarkEnd w:id="20"/>
-    </w:p>
-    <w:p>
-      <w:r>
+      <w:bookmarkEnd w:id="21"/>
+    </w:p>
+    <w:p>
+      <w:r>
+        <w:rPr>
+          <w:noProof/>
+        </w:rPr>
         <w:drawing>
           <wp:inline distT="0" distB="0" distL="0" distR="0" wp14:anchorId="0BC51091" wp14:editId="6EDBD5F7">
             <wp:extent cx="5612130" cy="1304290"/>
@@ -3545,82 +3725,85 @@
     </w:p>
     <w:p>
       <w:r>
+        <w:t>Permite revisar el stock de las reservas y datos importantes para buscar los materiales reservados de manera más sencilla, se puede hacer de 2 maneras.</w:t>
+      </w:r>
+    </w:p>
+    <w:p>
+      <w:pPr>
+        <w:pStyle w:val="Ttulo3"/>
+        <w:rPr>
+          <w:b/>
+          <w:bCs/>
+          <w:color w:val="auto"/>
+        </w:rPr>
+      </w:pPr>
+      <w:bookmarkStart w:id="22" w:name="_Toc243292450"/>
+      <w:r>
+        <w:rPr>
+          <w:b/>
+          <w:bCs/>
+          <w:color w:val="auto"/>
+        </w:rPr>
+        <w:t>Buscar reserva</w:t>
+      </w:r>
+      <w:bookmarkEnd w:id="22"/>
+    </w:p>
+    <w:p>
+      <w:r>
+        <w:t>En base a las reservas subidas a la base de datos se puede buscar por el numero de reserva y aparecerá una planilla que se puede descargar con los datos de la reserva.</w:t>
+      </w:r>
+    </w:p>
+    <w:p>
+      <w:pPr>
+        <w:pStyle w:val="Ttulo3"/>
+        <w:rPr>
+          <w:b/>
+          <w:bCs/>
+          <w:color w:val="auto"/>
+        </w:rPr>
+      </w:pPr>
+      <w:bookmarkStart w:id="23" w:name="_Toc243292451"/>
+      <w:r>
+        <w:rPr>
+          <w:b/>
+          <w:bCs/>
+          <w:color w:val="auto"/>
+        </w:rPr>
+        <w:t>Revisar reserva</w:t>
+      </w:r>
+      <w:bookmarkEnd w:id="23"/>
+    </w:p>
+    <w:p>
+      <w:r>
+        <w:t>Con una reserva en PDF comprar los materiales detectados con la base de datos de materiales y mostrara la disponibilidad.</w:t>
+      </w:r>
+    </w:p>
+    <w:p>
+      <w:pPr>
+        <w:pStyle w:val="Ttulo2"/>
+        <w:rPr>
+          <w:b/>
+          <w:bCs/>
+          <w:color w:val="auto"/>
+        </w:rPr>
+      </w:pPr>
+      <w:bookmarkStart w:id="24" w:name="_Toc243292452"/>
+      <w:r>
+        <w:rPr>
+          <w:b/>
+          <w:bCs/>
+          <w:color w:val="auto"/>
+        </w:rPr>
         <w:lastRenderedPageBreak/>
-        <w:t>Permite revisar el stock de las reservas y datos importantes para buscar los materiales reservados de manera más sencilla, se puede hacer de 2 maneras.</w:t>
-      </w:r>
-    </w:p>
-    <w:p>
-      <w:pPr>
-        <w:pStyle w:val="Ttulo3"/>
-        <w:rPr>
-          <w:b/>
-          <w:bCs/>
-          <w:color w:val="auto"/>
-        </w:rPr>
-      </w:pPr>
-      <w:bookmarkStart w:id="21" w:name="_Toc243048260"/>
-      <w:r>
-        <w:rPr>
-          <w:b/>
-          <w:bCs/>
-          <w:color w:val="auto"/>
-        </w:rPr>
-        <w:t>Buscar reserva</w:t>
-      </w:r>
-      <w:bookmarkEnd w:id="21"/>
-    </w:p>
-    <w:p>
-      <w:r>
-        <w:t>En base a las reservas subidas a la base de datos se puede buscar por el numero de reserva y aparecerá una planilla que se puede descargar con los datos de la reserva.</w:t>
-      </w:r>
-    </w:p>
-    <w:p>
-      <w:pPr>
-        <w:pStyle w:val="Ttulo3"/>
-        <w:rPr>
-          <w:b/>
-          <w:bCs/>
-          <w:color w:val="auto"/>
-        </w:rPr>
-      </w:pPr>
-      <w:bookmarkStart w:id="22" w:name="_Toc243048261"/>
-      <w:r>
-        <w:rPr>
-          <w:b/>
-          <w:bCs/>
-          <w:color w:val="auto"/>
-        </w:rPr>
-        <w:t>Revisar reserva</w:t>
-      </w:r>
-      <w:bookmarkEnd w:id="22"/>
-    </w:p>
-    <w:p>
-      <w:r>
-        <w:t>Con una reserva en PDF comprar los materiales detectados con la base de datos de materiales y mostrara la disponibilidad.</w:t>
-      </w:r>
-    </w:p>
-    <w:p>
-      <w:pPr>
-        <w:pStyle w:val="Ttulo2"/>
-        <w:rPr>
-          <w:b/>
-          <w:bCs/>
-          <w:color w:val="auto"/>
-        </w:rPr>
-      </w:pPr>
-      <w:bookmarkStart w:id="23" w:name="_Toc243048262"/>
-      <w:r>
-        <w:rPr>
-          <w:b/>
-          <w:bCs/>
-          <w:color w:val="auto"/>
-        </w:rPr>
         <w:t>Planilla de ventas</w:t>
       </w:r>
-      <w:bookmarkEnd w:id="23"/>
-    </w:p>
-    <w:p>
-      <w:r>
+      <w:bookmarkEnd w:id="24"/>
+    </w:p>
+    <w:p>
+      <w:r>
+        <w:rPr>
+          <w:noProof/>
+        </w:rPr>
         <w:drawing>
           <wp:inline distT="0" distB="0" distL="0" distR="0" wp14:anchorId="402E39AC" wp14:editId="59A20EF0">
             <wp:extent cx="5612130" cy="3973830"/>
@@ -3677,7 +3860,57 @@
           <w:color w:val="auto"/>
         </w:rPr>
       </w:pPr>
-      <w:bookmarkStart w:id="24" w:name="_Toc243048263"/>
+      <w:bookmarkStart w:id="25" w:name="_Toc243292453"/>
+      <w:r>
+        <w:rPr>
+          <w:b/>
+          <w:bCs/>
+          <w:color w:val="auto"/>
+        </w:rPr>
+        <w:t>Ventas</w:t>
+      </w:r>
+      <w:bookmarkEnd w:id="25"/>
+    </w:p>
+    <w:p>
+      <w:r>
+        <w:t>Si se carga una orden de venta, pedirá el contratista que genero la orden y su numero de venta. Cargando los datos automáticamente a la planilla.</w:t>
+      </w:r>
+    </w:p>
+    <w:p>
+      <w:pPr>
+        <w:pStyle w:val="Ttulo3"/>
+        <w:rPr>
+          <w:b/>
+          <w:bCs/>
+          <w:color w:val="auto"/>
+        </w:rPr>
+      </w:pPr>
+      <w:bookmarkStart w:id="26" w:name="_Toc243292454"/>
+      <w:r>
+        <w:rPr>
+          <w:b/>
+          <w:bCs/>
+          <w:color w:val="auto"/>
+        </w:rPr>
+        <w:t>Traspaso</w:t>
+      </w:r>
+      <w:bookmarkEnd w:id="26"/>
+    </w:p>
+    <w:p>
+      <w:r>
+        <w:t>Si se carga una orden de traspaso se debe indicar si un contratista lo pidió y desde que bodega llega la orden. Cargando los datos automáticamente en la planilla.</w:t>
+      </w:r>
+    </w:p>
+    <w:p>
+      <w:pPr>
+        <w:pStyle w:val="Ttulo2"/>
+        <w:rPr>
+          <w:b/>
+          <w:bCs/>
+          <w:color w:val="auto"/>
+        </w:rPr>
+      </w:pPr>
+      <w:bookmarkStart w:id="27" w:name="_Toc243292455"/>
       <w:r>
         <w:rPr>
           <w:b/>
@@ -3685,62 +3918,15 @@
           <w:color w:val="auto"/>
         </w:rPr>
         <w:lastRenderedPageBreak/>
-        <w:t>Ventas</w:t>
-      </w:r>
-      <w:bookmarkEnd w:id="24"/>
-    </w:p>
-    <w:p>
-      <w:r>
-        <w:t>Si se carga una orden de venta, pedirá el contratista que genero la orden y su numero de venta. Cargando los datos automáticamente a la planilla.</w:t>
-      </w:r>
-    </w:p>
-    <w:p>
-      <w:pPr>
-        <w:pStyle w:val="Ttulo3"/>
-        <w:rPr>
-          <w:b/>
-          <w:bCs/>
-          <w:color w:val="auto"/>
-        </w:rPr>
-      </w:pPr>
-      <w:bookmarkStart w:id="25" w:name="_Toc243048264"/>
-      <w:r>
-        <w:rPr>
-          <w:b/>
-          <w:bCs/>
-          <w:color w:val="auto"/>
-        </w:rPr>
-        <w:t>Traspaso</w:t>
-      </w:r>
-      <w:bookmarkEnd w:id="25"/>
-    </w:p>
-    <w:p>
-      <w:r>
-        <w:t>Si se carga una orden de traspaso se debe indicar si un contratista lo pidió y desde que bodega llega la orden. Cargando los datos automáticamente en la planilla.</w:t>
-      </w:r>
-    </w:p>
-    <w:p>
-      <w:pPr>
-        <w:pStyle w:val="Ttulo2"/>
-        <w:rPr>
-          <w:b/>
-          <w:bCs/>
-          <w:color w:val="auto"/>
-        </w:rPr>
-      </w:pPr>
-      <w:bookmarkStart w:id="26" w:name="_Toc243048265"/>
-      <w:r>
-        <w:rPr>
-          <w:b/>
-          <w:bCs/>
-          <w:color w:val="auto"/>
-        </w:rPr>
         <w:t>Editar contratistas</w:t>
       </w:r>
-      <w:bookmarkEnd w:id="26"/>
-    </w:p>
-    <w:p>
-      <w:r>
+      <w:bookmarkEnd w:id="27"/>
+    </w:p>
+    <w:p>
+      <w:r>
+        <w:rPr>
+          <w:noProof/>
+        </w:rPr>
         <w:drawing>
           <wp:inline distT="0" distB="0" distL="0" distR="0" wp14:anchorId="035715F0" wp14:editId="234C34B3">
             <wp:extent cx="5612130" cy="2282190"/>
